--- a/uploads/Proposta/Proposta_APAS SHOW_.docx
+++ b/uploads/Proposta/Proposta_APAS SHOW_.docx
@@ -1080,7 +1080,7 @@
           <w:sz w:val="24"/>
           <w:szCs w:val="24"/>
         </w:rPr>
-        <w:t xml:space="preserve">• 10 Fiscal De LogíStica, (BOLSÃO DIURNO), 4 Diária(s), de: 10/05/2026 até: 13/05/2026</w:t>
+        <w:t xml:space="preserve">• 2 Fiscal De LogíStica, (BOLSÃO DIURNO), 3 Diária(s), de: 10/05/2026 até: 12/05/2026</w:t>
       </w:r>
     </w:p>
     <w:p>
@@ -1100,7 +1100,7 @@
           <w:sz w:val="24"/>
           <w:szCs w:val="24"/>
         </w:rPr>
-        <w:t xml:space="preserve">• 8 Fiscal De LogíStica, (BOLSÃO NOTURNO), 3 Diária(s), de: 10/05/2026 até: 12/05/2026</w:t>
+        <w:t xml:space="preserve">• 2 Fiscal De LogíStica, (BOLSÃO NOTURNO), 2 Diária(s), de: 10/05/2026 até: 11/05/2026</w:t>
       </w:r>
     </w:p>
     <w:p>
@@ -1160,7 +1160,7 @@
           <w:sz w:val="24"/>
           <w:szCs w:val="24"/>
         </w:rPr>
-        <w:t xml:space="preserve">• 1 Fiscal De LogíStica, (EXTERNA P4), 1 Diária(s), de: 22/05/2026 até: 22/05/2026</w:t>
+        <w:t xml:space="preserve">• 2 Fiscal De LogíStica, (EXTERNA P4), 1 Diária(s), de: 21/05/2026 até: 21/05/2026</w:t>
       </w:r>
     </w:p>
     <w:p>
@@ -1240,7 +1240,7 @@
           <w:sz w:val="24"/>
           <w:szCs w:val="24"/>
         </w:rPr>
-        <w:t xml:space="preserve">• 1 Coordenador Operacional 1, (GERENTE), 14 Diária(s), de: 10/05/2026 até: 23/05/2026</w:t>
+        <w:t xml:space="preserve">• 2 Coordenador Operacional 1, (GERENTE), 14 Diária(s), de: 10/05/2026 até: 23/05/2026</w:t>
       </w:r>
     </w:p>
     <w:p>
@@ -1281,6 +1281,26 @@
           <w:szCs w:val="24"/>
         </w:rPr>
         <w:t xml:space="preserve">• 2 Coordenador De ServiçOs, 13 Diária(s), de: 11/05/2026 até: 23/05/2026</w:t>
+      </w:r>
+    </w:p>
+    <w:p>
+      <w:pPr>
+        <w:pStyle w:val="PargrafodaLista"/>
+        <w:spacing w:line="285" w:lineRule="atLeast"/>
+        <w:ind w:left="0"/>
+        <w:rPr>
+          <w:rFonts w:ascii="Abel" w:hAnsi="Abel"/>
+          <w:sz w:val="24"/>
+          <w:szCs w:val="24"/>
+        </w:rPr>
+      </w:pPr>
+      <w:r>
+        <w:rPr>
+          <w:rFonts w:ascii="Abel" w:hAnsi="Abel"/>
+          <w:sz w:val="24"/>
+          <w:szCs w:val="24"/>
+        </w:rPr>
+        <w:t xml:space="preserve">• 2 Fiscal De LogíStica, 1 Diária(s), de: 22/05/2026 até: 22/05/2026</w:t>
       </w:r>
     </w:p>
     <w:p>
@@ -1615,7 +1635,7 @@
           <w:sz w:val="24"/>
           <w:szCs w:val="24"/>
         </w:rPr>
-        <w:t xml:space="preserve">R$ 346.556,00</w:t>
+        <w:t xml:space="preserve">R$ 320.561,36</w:t>
       </w:r>
       <w:r>
         <w:rPr>
@@ -1794,7 +1814,7 @@
           <w:i/>
           <w:iCs/>
         </w:rPr>
-        <w:t xml:space="preserve">06/01/2026</w:t>
+        <w:t xml:space="preserve">07/04/2026</w:t>
       </w:r>
     </w:p>
     <w:p>
